--- a/templates/pns.docx
+++ b/templates/pns.docx
@@ -6,13 +6,23 @@
       <w:pPr>
         <w:jc w:val="right"/>
       </w:pPr>
+      <w:proofErr w:type="spellStart"/>
       <w:r>
         <w:rPr>
           <w:rFonts w:ascii="Arial" w:hAnsi="Arial" w:cs="Arial"/>
           <w:sz w:val="18"/>
           <w:szCs w:val="19"/>
         </w:rPr>
-        <w:t>Sungailiat, {TANGGAL_NASKAH}</w:t>
+        <w:t>Sungailiat</w:t>
+      </w:r>
+      <w:proofErr w:type="spellEnd"/>
+      <w:r>
+        <w:rPr>
+          <w:rFonts w:ascii="Arial" w:hAnsi="Arial" w:cs="Arial"/>
+          <w:sz w:val="18"/>
+          <w:szCs w:val="19"/>
+        </w:rPr>
+        <w:t>, {TANGGAL_NASKAH}</w:t>
       </w:r>
     </w:p>
     <w:tbl>
@@ -61,6 +71,7 @@
                 <w:szCs w:val="19"/>
               </w:rPr>
             </w:pPr>
+            <w:proofErr w:type="spellStart"/>
             <w:r>
               <w:rPr>
                 <w:rFonts w:ascii="Arial" w:hAnsi="Arial" w:cs="Arial"/>
@@ -69,6 +80,7 @@
               </w:rPr>
               <w:t>Nomor</w:t>
             </w:r>
+            <w:proofErr w:type="spellEnd"/>
           </w:p>
         </w:tc>
         <w:tc>
@@ -409,13 +421,77 @@
                 <w:szCs w:val="19"/>
               </w:rPr>
             </w:pPr>
-            <w:r>
-              <w:rPr>
-                <w:rFonts w:ascii="Arial" w:hAnsi="Arial" w:cs="Arial"/>
-                <w:sz w:val="18"/>
-                <w:szCs w:val="19"/>
-              </w:rPr>
-              <w:t>Kenaikan Gaji Berkala a.n.</w:t>
+            <w:proofErr w:type="spellStart"/>
+            <w:r>
+              <w:rPr>
+                <w:rFonts w:ascii="Arial" w:hAnsi="Arial" w:cs="Arial"/>
+                <w:sz w:val="18"/>
+                <w:szCs w:val="19"/>
+              </w:rPr>
+              <w:t>Kenaikan</w:t>
+            </w:r>
+            <w:proofErr w:type="spellEnd"/>
+            <w:r>
+              <w:rPr>
+                <w:rFonts w:ascii="Arial" w:hAnsi="Arial" w:cs="Arial"/>
+                <w:sz w:val="18"/>
+                <w:szCs w:val="19"/>
+              </w:rPr>
+              <w:t xml:space="preserve"> </w:t>
+            </w:r>
+            <w:proofErr w:type="spellStart"/>
+            <w:r>
+              <w:rPr>
+                <w:rFonts w:ascii="Arial" w:hAnsi="Arial" w:cs="Arial"/>
+                <w:sz w:val="18"/>
+                <w:szCs w:val="19"/>
+              </w:rPr>
+              <w:t>Gaji</w:t>
+            </w:r>
+            <w:proofErr w:type="spellEnd"/>
+            <w:r>
+              <w:rPr>
+                <w:rFonts w:ascii="Arial" w:hAnsi="Arial" w:cs="Arial"/>
+                <w:sz w:val="18"/>
+                <w:szCs w:val="19"/>
+              </w:rPr>
+              <w:t xml:space="preserve"> </w:t>
+            </w:r>
+            <w:proofErr w:type="spellStart"/>
+            <w:r>
+              <w:rPr>
+                <w:rFonts w:ascii="Arial" w:hAnsi="Arial" w:cs="Arial"/>
+                <w:sz w:val="18"/>
+                <w:szCs w:val="19"/>
+              </w:rPr>
+              <w:t>Berkala</w:t>
+            </w:r>
+            <w:proofErr w:type="spellEnd"/>
+            <w:r>
+              <w:rPr>
+                <w:rFonts w:ascii="Arial" w:hAnsi="Arial" w:cs="Arial"/>
+                <w:sz w:val="18"/>
+                <w:szCs w:val="19"/>
+              </w:rPr>
+              <w:t xml:space="preserve"> </w:t>
+            </w:r>
+            <w:proofErr w:type="spellStart"/>
+            <w:r>
+              <w:rPr>
+                <w:rFonts w:ascii="Arial" w:hAnsi="Arial" w:cs="Arial"/>
+                <w:sz w:val="18"/>
+                <w:szCs w:val="19"/>
+              </w:rPr>
+              <w:t>a.n</w:t>
+            </w:r>
+            <w:proofErr w:type="spellEnd"/>
+            <w:r>
+              <w:rPr>
+                <w:rFonts w:ascii="Arial" w:hAnsi="Arial" w:cs="Arial"/>
+                <w:sz w:val="18"/>
+                <w:szCs w:val="19"/>
+              </w:rPr>
+              <w:t>.</w:t>
             </w:r>
           </w:p>
         </w:tc>
@@ -494,13 +570,23 @@
                 <w:szCs w:val="19"/>
               </w:rPr>
             </w:pPr>
-            <w:r>
-              <w:rPr>
-                <w:rFonts w:ascii="Arial" w:hAnsi="Arial" w:cs="Arial"/>
-                <w:sz w:val="18"/>
-                <w:szCs w:val="19"/>
-              </w:rPr>
-              <w:t xml:space="preserve">Sdr. </w:t>
+            <w:proofErr w:type="spellStart"/>
+            <w:r>
+              <w:rPr>
+                <w:rFonts w:ascii="Arial" w:hAnsi="Arial" w:cs="Arial"/>
+                <w:sz w:val="18"/>
+                <w:szCs w:val="19"/>
+              </w:rPr>
+              <w:t>Sdr</w:t>
+            </w:r>
+            <w:proofErr w:type="spellEnd"/>
+            <w:r>
+              <w:rPr>
+                <w:rFonts w:ascii="Arial" w:hAnsi="Arial" w:cs="Arial"/>
+                <w:sz w:val="18"/>
+                <w:szCs w:val="19"/>
+              </w:rPr>
+              <w:t xml:space="preserve">. </w:t>
             </w:r>
             <w:r>
               <w:rPr>
@@ -600,13 +686,89 @@
                 <w:szCs w:val="19"/>
               </w:rPr>
             </w:pPr>
-            <w:r>
-              <w:rPr>
-                <w:rFonts w:ascii="Arial" w:hAnsi="Arial" w:cs="Arial"/>
-                <w:sz w:val="18"/>
-                <w:szCs w:val="19"/>
-              </w:rPr>
-              <w:t xml:space="preserve">Yth  Sdr. Pembuat  Daftar Gaji </w:t>
+            <w:proofErr w:type="spellStart"/>
+            <w:proofErr w:type="gramStart"/>
+            <w:r>
+              <w:rPr>
+                <w:rFonts w:ascii="Arial" w:hAnsi="Arial" w:cs="Arial"/>
+                <w:sz w:val="18"/>
+                <w:szCs w:val="19"/>
+              </w:rPr>
+              <w:t>Yth</w:t>
+            </w:r>
+            <w:proofErr w:type="spellEnd"/>
+            <w:r>
+              <w:rPr>
+                <w:rFonts w:ascii="Arial" w:hAnsi="Arial" w:cs="Arial"/>
+                <w:sz w:val="18"/>
+                <w:szCs w:val="19"/>
+              </w:rPr>
+              <w:t xml:space="preserve">  </w:t>
+            </w:r>
+            <w:proofErr w:type="spellStart"/>
+            <w:r>
+              <w:rPr>
+                <w:rFonts w:ascii="Arial" w:hAnsi="Arial" w:cs="Arial"/>
+                <w:sz w:val="18"/>
+                <w:szCs w:val="19"/>
+              </w:rPr>
+              <w:t>Sdr</w:t>
+            </w:r>
+            <w:proofErr w:type="spellEnd"/>
+            <w:proofErr w:type="gramEnd"/>
+            <w:r>
+              <w:rPr>
+                <w:rFonts w:ascii="Arial" w:hAnsi="Arial" w:cs="Arial"/>
+                <w:sz w:val="18"/>
+                <w:szCs w:val="19"/>
+              </w:rPr>
+              <w:t xml:space="preserve">. </w:t>
+            </w:r>
+            <w:proofErr w:type="spellStart"/>
+            <w:proofErr w:type="gramStart"/>
+            <w:r>
+              <w:rPr>
+                <w:rFonts w:ascii="Arial" w:hAnsi="Arial" w:cs="Arial"/>
+                <w:sz w:val="18"/>
+                <w:szCs w:val="19"/>
+              </w:rPr>
+              <w:t>Pembuat</w:t>
+            </w:r>
+            <w:proofErr w:type="spellEnd"/>
+            <w:r>
+              <w:rPr>
+                <w:rFonts w:ascii="Arial" w:hAnsi="Arial" w:cs="Arial"/>
+                <w:sz w:val="18"/>
+                <w:szCs w:val="19"/>
+              </w:rPr>
+              <w:t xml:space="preserve">  Daftar</w:t>
+            </w:r>
+            <w:proofErr w:type="gramEnd"/>
+            <w:r>
+              <w:rPr>
+                <w:rFonts w:ascii="Arial" w:hAnsi="Arial" w:cs="Arial"/>
+                <w:sz w:val="18"/>
+                <w:szCs w:val="19"/>
+              </w:rPr>
+              <w:t xml:space="preserve"> </w:t>
+            </w:r>
+            <w:proofErr w:type="spellStart"/>
+            <w:r>
+              <w:rPr>
+                <w:rFonts w:ascii="Arial" w:hAnsi="Arial" w:cs="Arial"/>
+                <w:sz w:val="18"/>
+                <w:szCs w:val="19"/>
+              </w:rPr>
+              <w:t>Gaji</w:t>
+            </w:r>
+            <w:proofErr w:type="spellEnd"/>
+            <w:r>
+              <w:rPr>
+                <w:rFonts w:ascii="Arial" w:hAnsi="Arial" w:cs="Arial"/>
+                <w:sz w:val="18"/>
+                <w:szCs w:val="19"/>
+              </w:rPr>
+              <w:t xml:space="preserve"> </w:t>
             </w:r>
             <w:r>
               <w:rPr>
@@ -796,14 +958,225 @@
                 <w:szCs w:val="19"/>
               </w:rPr>
             </w:pPr>
-            <w:r>
-              <w:rPr>
-                <w:rFonts w:ascii="Arial" w:hAnsi="Arial" w:cs="Arial"/>
-                <w:w w:val="110"/>
-                <w:sz w:val="18"/>
-                <w:szCs w:val="19"/>
-              </w:rPr>
-              <w:t>Dengan ini diberitahukan, bahwa dengan telah dipenuhi masa kerja dan syarat-syarat lainnya kepada:</w:t>
+            <w:proofErr w:type="spellStart"/>
+            <w:r>
+              <w:rPr>
+                <w:rFonts w:ascii="Arial" w:hAnsi="Arial" w:cs="Arial"/>
+                <w:w w:val="110"/>
+                <w:sz w:val="18"/>
+                <w:szCs w:val="19"/>
+              </w:rPr>
+              <w:t>Dengan</w:t>
+            </w:r>
+            <w:proofErr w:type="spellEnd"/>
+            <w:r>
+              <w:rPr>
+                <w:rFonts w:ascii="Arial" w:hAnsi="Arial" w:cs="Arial"/>
+                <w:w w:val="110"/>
+                <w:sz w:val="18"/>
+                <w:szCs w:val="19"/>
+              </w:rPr>
+              <w:t xml:space="preserve"> </w:t>
+            </w:r>
+            <w:proofErr w:type="spellStart"/>
+            <w:r>
+              <w:rPr>
+                <w:rFonts w:ascii="Arial" w:hAnsi="Arial" w:cs="Arial"/>
+                <w:w w:val="110"/>
+                <w:sz w:val="18"/>
+                <w:szCs w:val="19"/>
+              </w:rPr>
+              <w:t>ini</w:t>
+            </w:r>
+            <w:proofErr w:type="spellEnd"/>
+            <w:r>
+              <w:rPr>
+                <w:rFonts w:ascii="Arial" w:hAnsi="Arial" w:cs="Arial"/>
+                <w:w w:val="110"/>
+                <w:sz w:val="18"/>
+                <w:szCs w:val="19"/>
+              </w:rPr>
+              <w:t xml:space="preserve"> </w:t>
+            </w:r>
+            <w:proofErr w:type="spellStart"/>
+            <w:r>
+              <w:rPr>
+                <w:rFonts w:ascii="Arial" w:hAnsi="Arial" w:cs="Arial"/>
+                <w:w w:val="110"/>
+                <w:sz w:val="18"/>
+                <w:szCs w:val="19"/>
+              </w:rPr>
+              <w:t>diberitahukan</w:t>
+            </w:r>
+            <w:proofErr w:type="spellEnd"/>
+            <w:r>
+              <w:rPr>
+                <w:rFonts w:ascii="Arial" w:hAnsi="Arial" w:cs="Arial"/>
+                <w:w w:val="110"/>
+                <w:sz w:val="18"/>
+                <w:szCs w:val="19"/>
+              </w:rPr>
+              <w:t xml:space="preserve">, </w:t>
+            </w:r>
+            <w:proofErr w:type="spellStart"/>
+            <w:r>
+              <w:rPr>
+                <w:rFonts w:ascii="Arial" w:hAnsi="Arial" w:cs="Arial"/>
+                <w:w w:val="110"/>
+                <w:sz w:val="18"/>
+                <w:szCs w:val="19"/>
+              </w:rPr>
+              <w:t>bahwa</w:t>
+            </w:r>
+            <w:proofErr w:type="spellEnd"/>
+            <w:r>
+              <w:rPr>
+                <w:rFonts w:ascii="Arial" w:hAnsi="Arial" w:cs="Arial"/>
+                <w:w w:val="110"/>
+                <w:sz w:val="18"/>
+                <w:szCs w:val="19"/>
+              </w:rPr>
+              <w:t xml:space="preserve"> </w:t>
+            </w:r>
+            <w:proofErr w:type="spellStart"/>
+            <w:r>
+              <w:rPr>
+                <w:rFonts w:ascii="Arial" w:hAnsi="Arial" w:cs="Arial"/>
+                <w:w w:val="110"/>
+                <w:sz w:val="18"/>
+                <w:szCs w:val="19"/>
+              </w:rPr>
+              <w:t>dengan</w:t>
+            </w:r>
+            <w:proofErr w:type="spellEnd"/>
+            <w:r>
+              <w:rPr>
+                <w:rFonts w:ascii="Arial" w:hAnsi="Arial" w:cs="Arial"/>
+                <w:w w:val="110"/>
+                <w:sz w:val="18"/>
+                <w:szCs w:val="19"/>
+              </w:rPr>
+              <w:t xml:space="preserve"> </w:t>
+            </w:r>
+            <w:proofErr w:type="spellStart"/>
+            <w:r>
+              <w:rPr>
+                <w:rFonts w:ascii="Arial" w:hAnsi="Arial" w:cs="Arial"/>
+                <w:w w:val="110"/>
+                <w:sz w:val="18"/>
+                <w:szCs w:val="19"/>
+              </w:rPr>
+              <w:t>telah</w:t>
+            </w:r>
+            <w:proofErr w:type="spellEnd"/>
+            <w:r>
+              <w:rPr>
+                <w:rFonts w:ascii="Arial" w:hAnsi="Arial" w:cs="Arial"/>
+                <w:w w:val="110"/>
+                <w:sz w:val="18"/>
+                <w:szCs w:val="19"/>
+              </w:rPr>
+              <w:t xml:space="preserve"> </w:t>
+            </w:r>
+            <w:proofErr w:type="spellStart"/>
+            <w:r>
+              <w:rPr>
+                <w:rFonts w:ascii="Arial" w:hAnsi="Arial" w:cs="Arial"/>
+                <w:w w:val="110"/>
+                <w:sz w:val="18"/>
+                <w:szCs w:val="19"/>
+              </w:rPr>
+              <w:t>dipenuhi</w:t>
+            </w:r>
+            <w:proofErr w:type="spellEnd"/>
+            <w:r>
+              <w:rPr>
+                <w:rFonts w:ascii="Arial" w:hAnsi="Arial" w:cs="Arial"/>
+                <w:w w:val="110"/>
+                <w:sz w:val="18"/>
+                <w:szCs w:val="19"/>
+              </w:rPr>
+              <w:t xml:space="preserve"> masa </w:t>
+            </w:r>
+            <w:proofErr w:type="spellStart"/>
+            <w:r>
+              <w:rPr>
+                <w:rFonts w:ascii="Arial" w:hAnsi="Arial" w:cs="Arial"/>
+                <w:w w:val="110"/>
+                <w:sz w:val="18"/>
+                <w:szCs w:val="19"/>
+              </w:rPr>
+              <w:t>kerja</w:t>
+            </w:r>
+            <w:proofErr w:type="spellEnd"/>
+            <w:r>
+              <w:rPr>
+                <w:rFonts w:ascii="Arial" w:hAnsi="Arial" w:cs="Arial"/>
+                <w:w w:val="110"/>
+                <w:sz w:val="18"/>
+                <w:szCs w:val="19"/>
+              </w:rPr>
+              <w:t xml:space="preserve"> dan </w:t>
+            </w:r>
+            <w:proofErr w:type="spellStart"/>
+            <w:r>
+              <w:rPr>
+                <w:rFonts w:ascii="Arial" w:hAnsi="Arial" w:cs="Arial"/>
+                <w:w w:val="110"/>
+                <w:sz w:val="18"/>
+                <w:szCs w:val="19"/>
+              </w:rPr>
+              <w:t>syarat-syarat</w:t>
+            </w:r>
+            <w:proofErr w:type="spellEnd"/>
+            <w:r>
+              <w:rPr>
+                <w:rFonts w:ascii="Arial" w:hAnsi="Arial" w:cs="Arial"/>
+                <w:w w:val="110"/>
+                <w:sz w:val="18"/>
+                <w:szCs w:val="19"/>
+              </w:rPr>
+              <w:t xml:space="preserve"> </w:t>
+            </w:r>
+            <w:proofErr w:type="spellStart"/>
+            <w:r>
+              <w:rPr>
+                <w:rFonts w:ascii="Arial" w:hAnsi="Arial" w:cs="Arial"/>
+                <w:w w:val="110"/>
+                <w:sz w:val="18"/>
+                <w:szCs w:val="19"/>
+              </w:rPr>
+              <w:t>lainnya</w:t>
+            </w:r>
+            <w:proofErr w:type="spellEnd"/>
+            <w:r>
+              <w:rPr>
+                <w:rFonts w:ascii="Arial" w:hAnsi="Arial" w:cs="Arial"/>
+                <w:w w:val="110"/>
+                <w:sz w:val="18"/>
+                <w:szCs w:val="19"/>
+              </w:rPr>
+              <w:t xml:space="preserve"> </w:t>
+            </w:r>
+            <w:proofErr w:type="spellStart"/>
+            <w:r>
+              <w:rPr>
+                <w:rFonts w:ascii="Arial" w:hAnsi="Arial" w:cs="Arial"/>
+                <w:w w:val="110"/>
+                <w:sz w:val="18"/>
+                <w:szCs w:val="19"/>
+              </w:rPr>
+              <w:t>kepada</w:t>
+            </w:r>
+            <w:proofErr w:type="spellEnd"/>
+            <w:r>
+              <w:rPr>
+                <w:rFonts w:ascii="Arial" w:hAnsi="Arial" w:cs="Arial"/>
+                <w:w w:val="110"/>
+                <w:sz w:val="18"/>
+                <w:szCs w:val="19"/>
+              </w:rPr>
+              <w:t>:</w:t>
             </w:r>
           </w:p>
         </w:tc>
@@ -1091,7 +1464,27 @@
                 <w:sz w:val="18"/>
                 <w:szCs w:val="19"/>
               </w:rPr>
-              <w:t>NIP (Tanggal Lahir)</w:t>
+              <w:t>NIP (</w:t>
+            </w:r>
+            <w:proofErr w:type="spellStart"/>
+            <w:r>
+              <w:rPr>
+                <w:rFonts w:ascii="Arial" w:hAnsi="Arial" w:cs="Arial"/>
+                <w:w w:val="110"/>
+                <w:sz w:val="18"/>
+                <w:szCs w:val="19"/>
+              </w:rPr>
+              <w:t>Tanggal</w:t>
+            </w:r>
+            <w:proofErr w:type="spellEnd"/>
+            <w:r>
+              <w:rPr>
+                <w:rFonts w:ascii="Arial" w:hAnsi="Arial" w:cs="Arial"/>
+                <w:w w:val="110"/>
+                <w:sz w:val="18"/>
+                <w:szCs w:val="19"/>
+              </w:rPr>
+              <w:t xml:space="preserve"> Lahir)</w:t>
             </w:r>
           </w:p>
         </w:tc>
@@ -1267,15 +1660,37 @@
                 <w:szCs w:val="19"/>
               </w:rPr>
             </w:pPr>
-            <w:r>
-              <w:rPr>
-                <w:rFonts w:ascii="Arial" w:hAnsi="Arial" w:cs="Arial"/>
-                <w:w w:val="110"/>
-                <w:sz w:val="18"/>
-                <w:szCs w:val="19"/>
-              </w:rPr>
-              <w:t>Pangkat / Jabatan</w:t>
-            </w:r>
+            <w:proofErr w:type="spellStart"/>
+            <w:r>
+              <w:rPr>
+                <w:rFonts w:ascii="Arial" w:hAnsi="Arial" w:cs="Arial"/>
+                <w:w w:val="110"/>
+                <w:sz w:val="18"/>
+                <w:szCs w:val="19"/>
+              </w:rPr>
+              <w:t>Pangkat</w:t>
+            </w:r>
+            <w:proofErr w:type="spellEnd"/>
+            <w:r>
+              <w:rPr>
+                <w:rFonts w:ascii="Arial" w:hAnsi="Arial" w:cs="Arial"/>
+                <w:w w:val="110"/>
+                <w:sz w:val="18"/>
+                <w:szCs w:val="19"/>
+              </w:rPr>
+              <w:t xml:space="preserve"> / </w:t>
+            </w:r>
+            <w:proofErr w:type="spellStart"/>
+            <w:r>
+              <w:rPr>
+                <w:rFonts w:ascii="Arial" w:hAnsi="Arial" w:cs="Arial"/>
+                <w:w w:val="110"/>
+                <w:sz w:val="18"/>
+                <w:szCs w:val="19"/>
+              </w:rPr>
+              <w:t>Jabatan</w:t>
+            </w:r>
+            <w:proofErr w:type="spellEnd"/>
           </w:p>
         </w:tc>
         <w:tc>
@@ -1441,8 +1856,39 @@
                 <w:sz w:val="18"/>
                 <w:szCs w:val="19"/>
               </w:rPr>
-              <w:t>Kantor Tempat Kedudukan</w:t>
-            </w:r>
+              <w:t xml:space="preserve">Kantor </w:t>
+            </w:r>
+            <w:proofErr w:type="spellStart"/>
+            <w:r>
+              <w:rPr>
+                <w:rFonts w:ascii="Arial" w:hAnsi="Arial" w:cs="Arial"/>
+                <w:w w:val="110"/>
+                <w:sz w:val="18"/>
+                <w:szCs w:val="19"/>
+              </w:rPr>
+              <w:t>Tempat</w:t>
+            </w:r>
+            <w:proofErr w:type="spellEnd"/>
+            <w:r>
+              <w:rPr>
+                <w:rFonts w:ascii="Arial" w:hAnsi="Arial" w:cs="Arial"/>
+                <w:w w:val="110"/>
+                <w:sz w:val="18"/>
+                <w:szCs w:val="19"/>
+              </w:rPr>
+              <w:t xml:space="preserve"> </w:t>
+            </w:r>
+            <w:proofErr w:type="spellStart"/>
+            <w:r>
+              <w:rPr>
+                <w:rFonts w:ascii="Arial" w:hAnsi="Arial" w:cs="Arial"/>
+                <w:w w:val="110"/>
+                <w:sz w:val="18"/>
+                <w:szCs w:val="19"/>
+              </w:rPr>
+              <w:t>Kedudukan</w:t>
+            </w:r>
+            <w:proofErr w:type="spellEnd"/>
           </w:p>
         </w:tc>
         <w:tc>
@@ -1584,14 +2030,45 @@
                 <w:szCs w:val="19"/>
               </w:rPr>
             </w:pPr>
-            <w:r>
-              <w:rPr>
-                <w:rFonts w:ascii="Arial" w:hAnsi="Arial" w:cs="Arial"/>
-                <w:w w:val="110"/>
-                <w:sz w:val="18"/>
-                <w:szCs w:val="19"/>
-              </w:rPr>
-              <w:t>Gaji Pokok Lama</w:t>
+            <w:proofErr w:type="spellStart"/>
+            <w:r>
+              <w:rPr>
+                <w:rFonts w:ascii="Arial" w:hAnsi="Arial" w:cs="Arial"/>
+                <w:w w:val="110"/>
+                <w:sz w:val="18"/>
+                <w:szCs w:val="19"/>
+              </w:rPr>
+              <w:t>Gaji</w:t>
+            </w:r>
+            <w:proofErr w:type="spellEnd"/>
+            <w:r>
+              <w:rPr>
+                <w:rFonts w:ascii="Arial" w:hAnsi="Arial" w:cs="Arial"/>
+                <w:w w:val="110"/>
+                <w:sz w:val="18"/>
+                <w:szCs w:val="19"/>
+              </w:rPr>
+              <w:t xml:space="preserve"> </w:t>
+            </w:r>
+            <w:proofErr w:type="spellStart"/>
+            <w:r>
+              <w:rPr>
+                <w:rFonts w:ascii="Arial" w:hAnsi="Arial" w:cs="Arial"/>
+                <w:w w:val="110"/>
+                <w:sz w:val="18"/>
+                <w:szCs w:val="19"/>
+              </w:rPr>
+              <w:t>Pokok</w:t>
+            </w:r>
+            <w:proofErr w:type="spellEnd"/>
+            <w:r>
+              <w:rPr>
+                <w:rFonts w:ascii="Arial" w:hAnsi="Arial" w:cs="Arial"/>
+                <w:w w:val="110"/>
+                <w:sz w:val="18"/>
+                <w:szCs w:val="19"/>
+              </w:rPr>
+              <w:t xml:space="preserve"> Lama</w:t>
             </w:r>
           </w:p>
         </w:tc>
@@ -1825,8 +2302,19 @@
                 <w:sz w:val="18"/>
                 <w:szCs w:val="19"/>
               </w:rPr>
-              <w:t>Oleh Pejabat</w:t>
-            </w:r>
+              <w:t xml:space="preserve">Oleh </w:t>
+            </w:r>
+            <w:proofErr w:type="spellStart"/>
+            <w:r>
+              <w:rPr>
+                <w:rFonts w:ascii="Arial" w:hAnsi="Arial" w:cs="Arial"/>
+                <w:w w:val="110"/>
+                <w:sz w:val="18"/>
+                <w:szCs w:val="19"/>
+              </w:rPr>
+              <w:t>Pejabat</w:t>
+            </w:r>
+            <w:proofErr w:type="spellEnd"/>
           </w:p>
         </w:tc>
         <w:tc>
@@ -1993,6 +2481,7 @@
                 <w:szCs w:val="19"/>
               </w:rPr>
             </w:pPr>
+            <w:proofErr w:type="spellStart"/>
             <w:r>
               <w:rPr>
                 <w:rFonts w:ascii="Arial" w:hAnsi="Arial" w:cs="Arial"/>
@@ -2002,6 +2491,7 @@
               </w:rPr>
               <w:t>Tanggal</w:t>
             </w:r>
+            <w:proofErr w:type="spellEnd"/>
             <w:r>
               <w:rPr>
                 <w:rFonts w:ascii="Arial" w:hAnsi="Arial" w:cs="Arial"/>
@@ -2170,14 +2660,25 @@
                 <w:szCs w:val="19"/>
               </w:rPr>
             </w:pPr>
-            <w:r>
-              <w:rPr>
-                <w:rFonts w:ascii="Arial" w:hAnsi="Arial" w:cs="Arial"/>
-                <w:w w:val="110"/>
-                <w:sz w:val="18"/>
-                <w:szCs w:val="19"/>
-              </w:rPr>
-              <w:t xml:space="preserve">Nomor </w:t>
+            <w:proofErr w:type="spellStart"/>
+            <w:r>
+              <w:rPr>
+                <w:rFonts w:ascii="Arial" w:hAnsi="Arial" w:cs="Arial"/>
+                <w:w w:val="110"/>
+                <w:sz w:val="18"/>
+                <w:szCs w:val="19"/>
+              </w:rPr>
+              <w:t>Nomor</w:t>
+            </w:r>
+            <w:proofErr w:type="spellEnd"/>
+            <w:r>
+              <w:rPr>
+                <w:rFonts w:ascii="Arial" w:hAnsi="Arial" w:cs="Arial"/>
+                <w:w w:val="110"/>
+                <w:sz w:val="18"/>
+                <w:szCs w:val="19"/>
+              </w:rPr>
+              <w:t xml:space="preserve"> </w:t>
             </w:r>
           </w:p>
         </w:tc>
@@ -2338,14 +2839,85 @@
                 <w:szCs w:val="19"/>
               </w:rPr>
             </w:pPr>
-            <w:r>
-              <w:rPr>
-                <w:rFonts w:ascii="Arial" w:hAnsi="Arial" w:cs="Arial"/>
-                <w:w w:val="110"/>
-                <w:sz w:val="18"/>
-                <w:szCs w:val="19"/>
-              </w:rPr>
-              <w:t>Tgl. Berlaku Gaji tsb.</w:t>
+            <w:proofErr w:type="spellStart"/>
+            <w:r>
+              <w:rPr>
+                <w:rFonts w:ascii="Arial" w:hAnsi="Arial" w:cs="Arial"/>
+                <w:w w:val="110"/>
+                <w:sz w:val="18"/>
+                <w:szCs w:val="19"/>
+              </w:rPr>
+              <w:t>Tgl</w:t>
+            </w:r>
+            <w:proofErr w:type="spellEnd"/>
+            <w:r>
+              <w:rPr>
+                <w:rFonts w:ascii="Arial" w:hAnsi="Arial" w:cs="Arial"/>
+                <w:w w:val="110"/>
+                <w:sz w:val="18"/>
+                <w:szCs w:val="19"/>
+              </w:rPr>
+              <w:t xml:space="preserve">. </w:t>
+            </w:r>
+            <w:proofErr w:type="spellStart"/>
+            <w:r>
+              <w:rPr>
+                <w:rFonts w:ascii="Arial" w:hAnsi="Arial" w:cs="Arial"/>
+                <w:w w:val="110"/>
+                <w:sz w:val="18"/>
+                <w:szCs w:val="19"/>
+              </w:rPr>
+              <w:t>Berlaku</w:t>
+            </w:r>
+            <w:proofErr w:type="spellEnd"/>
+            <w:r>
+              <w:rPr>
+                <w:rFonts w:ascii="Arial" w:hAnsi="Arial" w:cs="Arial"/>
+                <w:w w:val="110"/>
+                <w:sz w:val="18"/>
+                <w:szCs w:val="19"/>
+              </w:rPr>
+              <w:t xml:space="preserve"> </w:t>
+            </w:r>
+            <w:proofErr w:type="spellStart"/>
+            <w:r>
+              <w:rPr>
+                <w:rFonts w:ascii="Arial" w:hAnsi="Arial" w:cs="Arial"/>
+                <w:w w:val="110"/>
+                <w:sz w:val="18"/>
+                <w:szCs w:val="19"/>
+              </w:rPr>
+              <w:t>Gaji</w:t>
+            </w:r>
+            <w:proofErr w:type="spellEnd"/>
+            <w:r>
+              <w:rPr>
+                <w:rFonts w:ascii="Arial" w:hAnsi="Arial" w:cs="Arial"/>
+                <w:w w:val="110"/>
+                <w:sz w:val="18"/>
+                <w:szCs w:val="19"/>
+              </w:rPr>
+              <w:t xml:space="preserve"> </w:t>
+            </w:r>
+            <w:proofErr w:type="spellStart"/>
+            <w:r>
+              <w:rPr>
+                <w:rFonts w:ascii="Arial" w:hAnsi="Arial" w:cs="Arial"/>
+                <w:w w:val="110"/>
+                <w:sz w:val="18"/>
+                <w:szCs w:val="19"/>
+              </w:rPr>
+              <w:t>tsb</w:t>
+            </w:r>
+            <w:proofErr w:type="spellEnd"/>
+            <w:r>
+              <w:rPr>
+                <w:rFonts w:ascii="Arial" w:hAnsi="Arial" w:cs="Arial"/>
+                <w:w w:val="110"/>
+                <w:sz w:val="18"/>
+                <w:szCs w:val="19"/>
+              </w:rPr>
+              <w:t>.</w:t>
             </w:r>
           </w:p>
         </w:tc>
@@ -2510,17 +3082,88 @@
                 <w:sz w:val="18"/>
                 <w:szCs w:val="19"/>
               </w:rPr>
-              <w:t>Masa Kerja Golongan pada</w:t>
-            </w:r>
-            <w:r>
-              <w:rPr>
-                <w:rFonts w:ascii="Arial" w:hAnsi="Arial" w:cs="Arial"/>
-                <w:w w:val="110"/>
-                <w:sz w:val="18"/>
-                <w:szCs w:val="19"/>
-              </w:rPr>
-              <w:t xml:space="preserve"> tanggal tersebut</w:t>
-            </w:r>
+              <w:t xml:space="preserve">Masa </w:t>
+            </w:r>
+            <w:proofErr w:type="spellStart"/>
+            <w:r>
+              <w:rPr>
+                <w:rFonts w:ascii="Arial" w:hAnsi="Arial" w:cs="Arial"/>
+                <w:w w:val="110"/>
+                <w:sz w:val="18"/>
+                <w:szCs w:val="19"/>
+              </w:rPr>
+              <w:t>Kerja</w:t>
+            </w:r>
+            <w:proofErr w:type="spellEnd"/>
+            <w:r>
+              <w:rPr>
+                <w:rFonts w:ascii="Arial" w:hAnsi="Arial" w:cs="Arial"/>
+                <w:w w:val="110"/>
+                <w:sz w:val="18"/>
+                <w:szCs w:val="19"/>
+              </w:rPr>
+              <w:t xml:space="preserve"> </w:t>
+            </w:r>
+            <w:proofErr w:type="spellStart"/>
+            <w:r>
+              <w:rPr>
+                <w:rFonts w:ascii="Arial" w:hAnsi="Arial" w:cs="Arial"/>
+                <w:w w:val="110"/>
+                <w:sz w:val="18"/>
+                <w:szCs w:val="19"/>
+              </w:rPr>
+              <w:t>Golongan</w:t>
+            </w:r>
+            <w:proofErr w:type="spellEnd"/>
+            <w:r>
+              <w:rPr>
+                <w:rFonts w:ascii="Arial" w:hAnsi="Arial" w:cs="Arial"/>
+                <w:w w:val="110"/>
+                <w:sz w:val="18"/>
+                <w:szCs w:val="19"/>
+              </w:rPr>
+              <w:t xml:space="preserve"> pada</w:t>
+            </w:r>
+            <w:r>
+              <w:rPr>
+                <w:rFonts w:ascii="Arial" w:hAnsi="Arial" w:cs="Arial"/>
+                <w:w w:val="110"/>
+                <w:sz w:val="18"/>
+                <w:szCs w:val="19"/>
+              </w:rPr>
+              <w:t xml:space="preserve"> </w:t>
+            </w:r>
+            <w:proofErr w:type="spellStart"/>
+            <w:r>
+              <w:rPr>
+                <w:rFonts w:ascii="Arial" w:hAnsi="Arial" w:cs="Arial"/>
+                <w:w w:val="110"/>
+                <w:sz w:val="18"/>
+                <w:szCs w:val="19"/>
+              </w:rPr>
+              <w:t>tanggal</w:t>
+            </w:r>
+            <w:proofErr w:type="spellEnd"/>
+            <w:r>
+              <w:rPr>
+                <w:rFonts w:ascii="Arial" w:hAnsi="Arial" w:cs="Arial"/>
+                <w:w w:val="110"/>
+                <w:sz w:val="18"/>
+                <w:szCs w:val="19"/>
+              </w:rPr>
+              <w:t xml:space="preserve"> </w:t>
+            </w:r>
+            <w:proofErr w:type="spellStart"/>
+            <w:r>
+              <w:rPr>
+                <w:rFonts w:ascii="Arial" w:hAnsi="Arial" w:cs="Arial"/>
+                <w:w w:val="110"/>
+                <w:sz w:val="18"/>
+                <w:szCs w:val="19"/>
+              </w:rPr>
+              <w:t>tersebut</w:t>
+            </w:r>
+            <w:proofErr w:type="spellEnd"/>
           </w:p>
         </w:tc>
         <w:tc>
@@ -2635,15 +3278,128 @@
                 <w:szCs w:val="19"/>
               </w:rPr>
             </w:pPr>
-            <w:r>
-              <w:rPr>
-                <w:rFonts w:ascii="Arial" w:hAnsi="Arial" w:cs="Arial"/>
-                <w:w w:val="110"/>
-                <w:sz w:val="18"/>
-                <w:szCs w:val="19"/>
-              </w:rPr>
-              <w:t>Diberikan Kenaikan Gaji Berkala hingga memperoleh :</w:t>
-            </w:r>
+            <w:proofErr w:type="spellStart"/>
+            <w:r>
+              <w:rPr>
+                <w:rFonts w:ascii="Arial" w:hAnsi="Arial" w:cs="Arial"/>
+                <w:w w:val="110"/>
+                <w:sz w:val="18"/>
+                <w:szCs w:val="19"/>
+              </w:rPr>
+              <w:t>Diberikan</w:t>
+            </w:r>
+            <w:proofErr w:type="spellEnd"/>
+            <w:r>
+              <w:rPr>
+                <w:rFonts w:ascii="Arial" w:hAnsi="Arial" w:cs="Arial"/>
+                <w:w w:val="110"/>
+                <w:sz w:val="18"/>
+                <w:szCs w:val="19"/>
+              </w:rPr>
+              <w:t xml:space="preserve"> </w:t>
+            </w:r>
+            <w:proofErr w:type="spellStart"/>
+            <w:r>
+              <w:rPr>
+                <w:rFonts w:ascii="Arial" w:hAnsi="Arial" w:cs="Arial"/>
+                <w:w w:val="110"/>
+                <w:sz w:val="18"/>
+                <w:szCs w:val="19"/>
+              </w:rPr>
+              <w:t>Kenaikan</w:t>
+            </w:r>
+            <w:proofErr w:type="spellEnd"/>
+            <w:r>
+              <w:rPr>
+                <w:rFonts w:ascii="Arial" w:hAnsi="Arial" w:cs="Arial"/>
+                <w:w w:val="110"/>
+                <w:sz w:val="18"/>
+                <w:szCs w:val="19"/>
+              </w:rPr>
+              <w:t xml:space="preserve"> </w:t>
+            </w:r>
+            <w:proofErr w:type="spellStart"/>
+            <w:r>
+              <w:rPr>
+                <w:rFonts w:ascii="Arial" w:hAnsi="Arial" w:cs="Arial"/>
+                <w:w w:val="110"/>
+                <w:sz w:val="18"/>
+                <w:szCs w:val="19"/>
+              </w:rPr>
+              <w:t>Gaji</w:t>
+            </w:r>
+            <w:proofErr w:type="spellEnd"/>
+            <w:r>
+              <w:rPr>
+                <w:rFonts w:ascii="Arial" w:hAnsi="Arial" w:cs="Arial"/>
+                <w:w w:val="110"/>
+                <w:sz w:val="18"/>
+                <w:szCs w:val="19"/>
+              </w:rPr>
+              <w:t xml:space="preserve"> </w:t>
+            </w:r>
+            <w:proofErr w:type="spellStart"/>
+            <w:r>
+              <w:rPr>
+                <w:rFonts w:ascii="Arial" w:hAnsi="Arial" w:cs="Arial"/>
+                <w:w w:val="110"/>
+                <w:sz w:val="18"/>
+                <w:szCs w:val="19"/>
+              </w:rPr>
+              <w:t>Berkala</w:t>
+            </w:r>
+            <w:proofErr w:type="spellEnd"/>
+            <w:r>
+              <w:rPr>
+                <w:rFonts w:ascii="Arial" w:hAnsi="Arial" w:cs="Arial"/>
+                <w:w w:val="110"/>
+                <w:sz w:val="18"/>
+                <w:szCs w:val="19"/>
+              </w:rPr>
+              <w:t xml:space="preserve"> </w:t>
+            </w:r>
+            <w:proofErr w:type="spellStart"/>
+            <w:r>
+              <w:rPr>
+                <w:rFonts w:ascii="Arial" w:hAnsi="Arial" w:cs="Arial"/>
+                <w:w w:val="110"/>
+                <w:sz w:val="18"/>
+                <w:szCs w:val="19"/>
+              </w:rPr>
+              <w:t>hingga</w:t>
+            </w:r>
+            <w:proofErr w:type="spellEnd"/>
+            <w:r>
+              <w:rPr>
+                <w:rFonts w:ascii="Arial" w:hAnsi="Arial" w:cs="Arial"/>
+                <w:w w:val="110"/>
+                <w:sz w:val="18"/>
+                <w:szCs w:val="19"/>
+              </w:rPr>
+              <w:t xml:space="preserve"> </w:t>
+            </w:r>
+            <w:proofErr w:type="spellStart"/>
+            <w:proofErr w:type="gramStart"/>
+            <w:r>
+              <w:rPr>
+                <w:rFonts w:ascii="Arial" w:hAnsi="Arial" w:cs="Arial"/>
+                <w:w w:val="110"/>
+                <w:sz w:val="18"/>
+                <w:szCs w:val="19"/>
+              </w:rPr>
+              <w:t>memperoleh</w:t>
+            </w:r>
+            <w:proofErr w:type="spellEnd"/>
+            <w:r>
+              <w:rPr>
+                <w:rFonts w:ascii="Arial" w:hAnsi="Arial" w:cs="Arial"/>
+                <w:w w:val="110"/>
+                <w:sz w:val="18"/>
+                <w:szCs w:val="19"/>
+              </w:rPr>
+              <w:t xml:space="preserve"> :</w:t>
+            </w:r>
+            <w:proofErr w:type="gramEnd"/>
           </w:p>
         </w:tc>
       </w:tr>
@@ -2720,14 +3476,45 @@
                 <w:szCs w:val="19"/>
               </w:rPr>
             </w:pPr>
-            <w:r>
-              <w:rPr>
-                <w:rFonts w:ascii="Arial" w:hAnsi="Arial" w:cs="Arial"/>
-                <w:w w:val="110"/>
-                <w:sz w:val="18"/>
-                <w:szCs w:val="19"/>
-              </w:rPr>
-              <w:t>Gaji Pokok Baru</w:t>
+            <w:proofErr w:type="spellStart"/>
+            <w:r>
+              <w:rPr>
+                <w:rFonts w:ascii="Arial" w:hAnsi="Arial" w:cs="Arial"/>
+                <w:w w:val="110"/>
+                <w:sz w:val="18"/>
+                <w:szCs w:val="19"/>
+              </w:rPr>
+              <w:t>Gaji</w:t>
+            </w:r>
+            <w:proofErr w:type="spellEnd"/>
+            <w:r>
+              <w:rPr>
+                <w:rFonts w:ascii="Arial" w:hAnsi="Arial" w:cs="Arial"/>
+                <w:w w:val="110"/>
+                <w:sz w:val="18"/>
+                <w:szCs w:val="19"/>
+              </w:rPr>
+              <w:t xml:space="preserve"> </w:t>
+            </w:r>
+            <w:proofErr w:type="spellStart"/>
+            <w:r>
+              <w:rPr>
+                <w:rFonts w:ascii="Arial" w:hAnsi="Arial" w:cs="Arial"/>
+                <w:w w:val="110"/>
+                <w:sz w:val="18"/>
+                <w:szCs w:val="19"/>
+              </w:rPr>
+              <w:t>Pokok</w:t>
+            </w:r>
+            <w:proofErr w:type="spellEnd"/>
+            <w:r>
+              <w:rPr>
+                <w:rFonts w:ascii="Arial" w:hAnsi="Arial" w:cs="Arial"/>
+                <w:w w:val="110"/>
+                <w:sz w:val="18"/>
+                <w:szCs w:val="19"/>
+              </w:rPr>
+              <w:t xml:space="preserve"> Baru</w:t>
             </w:r>
           </w:p>
         </w:tc>
@@ -2869,15 +3656,37 @@
                 <w:szCs w:val="19"/>
               </w:rPr>
             </w:pPr>
-            <w:r>
-              <w:rPr>
-                <w:rFonts w:ascii="Arial" w:hAnsi="Arial" w:cs="Arial"/>
-                <w:w w:val="110"/>
-                <w:sz w:val="18"/>
-                <w:szCs w:val="19"/>
-              </w:rPr>
-              <w:t>Berdasarkan Masa Kerja</w:t>
-            </w:r>
+            <w:proofErr w:type="spellStart"/>
+            <w:r>
+              <w:rPr>
+                <w:rFonts w:ascii="Arial" w:hAnsi="Arial" w:cs="Arial"/>
+                <w:w w:val="110"/>
+                <w:sz w:val="18"/>
+                <w:szCs w:val="19"/>
+              </w:rPr>
+              <w:t>Berdasarkan</w:t>
+            </w:r>
+            <w:proofErr w:type="spellEnd"/>
+            <w:r>
+              <w:rPr>
+                <w:rFonts w:ascii="Arial" w:hAnsi="Arial" w:cs="Arial"/>
+                <w:w w:val="110"/>
+                <w:sz w:val="18"/>
+                <w:szCs w:val="19"/>
+              </w:rPr>
+              <w:t xml:space="preserve"> Masa </w:t>
+            </w:r>
+            <w:proofErr w:type="spellStart"/>
+            <w:r>
+              <w:rPr>
+                <w:rFonts w:ascii="Arial" w:hAnsi="Arial" w:cs="Arial"/>
+                <w:w w:val="110"/>
+                <w:sz w:val="18"/>
+                <w:szCs w:val="19"/>
+              </w:rPr>
+              <w:t>Kerja</w:t>
+            </w:r>
+            <w:proofErr w:type="spellEnd"/>
           </w:p>
         </w:tc>
         <w:tc>
@@ -3025,7 +3834,27 @@
                 <w:sz w:val="18"/>
                 <w:szCs w:val="19"/>
               </w:rPr>
-              <w:t>Dalam Golongan / Ruang</w:t>
+              <w:t xml:space="preserve">Dalam </w:t>
+            </w:r>
+            <w:proofErr w:type="spellStart"/>
+            <w:r>
+              <w:rPr>
+                <w:rFonts w:ascii="Arial" w:hAnsi="Arial" w:cs="Arial"/>
+                <w:w w:val="110"/>
+                <w:sz w:val="18"/>
+                <w:szCs w:val="19"/>
+              </w:rPr>
+              <w:t>Golongan</w:t>
+            </w:r>
+            <w:proofErr w:type="spellEnd"/>
+            <w:r>
+              <w:rPr>
+                <w:rFonts w:ascii="Arial" w:hAnsi="Arial" w:cs="Arial"/>
+                <w:w w:val="110"/>
+                <w:sz w:val="18"/>
+                <w:szCs w:val="19"/>
+              </w:rPr>
+              <w:t xml:space="preserve"> / Ruang</w:t>
             </w:r>
           </w:p>
         </w:tc>
@@ -3174,8 +4003,19 @@
                 <w:sz w:val="18"/>
                 <w:szCs w:val="19"/>
               </w:rPr>
-              <w:t>Mulai Tanggal</w:t>
-            </w:r>
+              <w:t xml:space="preserve">Mulai </w:t>
+            </w:r>
+            <w:proofErr w:type="spellStart"/>
+            <w:r>
+              <w:rPr>
+                <w:rFonts w:ascii="Arial" w:hAnsi="Arial" w:cs="Arial"/>
+                <w:w w:val="110"/>
+                <w:sz w:val="18"/>
+                <w:szCs w:val="19"/>
+              </w:rPr>
+              <w:t>Tanggal</w:t>
+            </w:r>
+            <w:proofErr w:type="spellEnd"/>
           </w:p>
         </w:tc>
         <w:tc>
@@ -3323,8 +4163,59 @@
                 <w:sz w:val="18"/>
                 <w:szCs w:val="19"/>
               </w:rPr>
-              <w:t>TMT Gaji Berkala Berikutnya</w:t>
-            </w:r>
+              <w:t xml:space="preserve">TMT </w:t>
+            </w:r>
+            <w:proofErr w:type="spellStart"/>
+            <w:r>
+              <w:rPr>
+                <w:rFonts w:ascii="Arial" w:hAnsi="Arial" w:cs="Arial"/>
+                <w:w w:val="110"/>
+                <w:sz w:val="18"/>
+                <w:szCs w:val="19"/>
+              </w:rPr>
+              <w:t>Gaji</w:t>
+            </w:r>
+            <w:proofErr w:type="spellEnd"/>
+            <w:r>
+              <w:rPr>
+                <w:rFonts w:ascii="Arial" w:hAnsi="Arial" w:cs="Arial"/>
+                <w:w w:val="110"/>
+                <w:sz w:val="18"/>
+                <w:szCs w:val="19"/>
+              </w:rPr>
+              <w:t xml:space="preserve"> </w:t>
+            </w:r>
+            <w:proofErr w:type="spellStart"/>
+            <w:r>
+              <w:rPr>
+                <w:rFonts w:ascii="Arial" w:hAnsi="Arial" w:cs="Arial"/>
+                <w:w w:val="110"/>
+                <w:sz w:val="18"/>
+                <w:szCs w:val="19"/>
+              </w:rPr>
+              <w:t>Berkala</w:t>
+            </w:r>
+            <w:proofErr w:type="spellEnd"/>
+            <w:r>
+              <w:rPr>
+                <w:rFonts w:ascii="Arial" w:hAnsi="Arial" w:cs="Arial"/>
+                <w:w w:val="110"/>
+                <w:sz w:val="18"/>
+                <w:szCs w:val="19"/>
+              </w:rPr>
+              <w:t xml:space="preserve"> </w:t>
+            </w:r>
+            <w:proofErr w:type="spellStart"/>
+            <w:r>
+              <w:rPr>
+                <w:rFonts w:ascii="Arial" w:hAnsi="Arial" w:cs="Arial"/>
+                <w:w w:val="110"/>
+                <w:sz w:val="18"/>
+                <w:szCs w:val="19"/>
+              </w:rPr>
+              <w:t>Berikutnya</w:t>
+            </w:r>
+            <w:proofErr w:type="spellEnd"/>
           </w:p>
         </w:tc>
         <w:tc>
@@ -3445,14 +4336,345 @@
                 <w:szCs w:val="19"/>
               </w:rPr>
             </w:pPr>
-            <w:r>
-              <w:rPr>
-                <w:rFonts w:ascii="Arial" w:hAnsi="Arial" w:cs="Arial"/>
-                <w:w w:val="110"/>
-                <w:sz w:val="18"/>
-                <w:szCs w:val="19"/>
-              </w:rPr>
-              <w:t>Diharapkan agar sesuai dengan Peraturan Pemerintah Nomor 5 Tahun 2024 kepada Pegawai tersebut dapat dibayarkan penghasilannya berdasarkan gaji pokok baru.</w:t>
+            <w:proofErr w:type="spellStart"/>
+            <w:r>
+              <w:rPr>
+                <w:rFonts w:ascii="Arial" w:hAnsi="Arial" w:cs="Arial"/>
+                <w:w w:val="110"/>
+                <w:sz w:val="18"/>
+                <w:szCs w:val="19"/>
+              </w:rPr>
+              <w:t>Diharapkan</w:t>
+            </w:r>
+            <w:proofErr w:type="spellEnd"/>
+            <w:r>
+              <w:rPr>
+                <w:rFonts w:ascii="Arial" w:hAnsi="Arial" w:cs="Arial"/>
+                <w:w w:val="110"/>
+                <w:sz w:val="18"/>
+                <w:szCs w:val="19"/>
+              </w:rPr>
+              <w:t xml:space="preserve"> agar </w:t>
+            </w:r>
+            <w:proofErr w:type="spellStart"/>
+            <w:r>
+              <w:rPr>
+                <w:rFonts w:ascii="Arial" w:hAnsi="Arial" w:cs="Arial"/>
+                <w:w w:val="110"/>
+                <w:sz w:val="18"/>
+                <w:szCs w:val="19"/>
+              </w:rPr>
+              <w:t>sesuai</w:t>
+            </w:r>
+            <w:proofErr w:type="spellEnd"/>
+            <w:r>
+              <w:rPr>
+                <w:rFonts w:ascii="Arial" w:hAnsi="Arial" w:cs="Arial"/>
+                <w:w w:val="110"/>
+                <w:sz w:val="18"/>
+                <w:szCs w:val="19"/>
+              </w:rPr>
+              <w:t xml:space="preserve"> </w:t>
+            </w:r>
+            <w:proofErr w:type="spellStart"/>
+            <w:r>
+              <w:rPr>
+                <w:rFonts w:ascii="Arial" w:hAnsi="Arial" w:cs="Arial"/>
+                <w:w w:val="110"/>
+                <w:sz w:val="18"/>
+                <w:szCs w:val="19"/>
+              </w:rPr>
+              <w:t>dengan</w:t>
+            </w:r>
+            <w:proofErr w:type="spellEnd"/>
+            <w:r>
+              <w:rPr>
+                <w:rFonts w:ascii="Arial" w:hAnsi="Arial" w:cs="Arial"/>
+                <w:w w:val="110"/>
+                <w:sz w:val="18"/>
+                <w:szCs w:val="19"/>
+              </w:rPr>
+              <w:t xml:space="preserve"> </w:t>
+            </w:r>
+            <w:proofErr w:type="spellStart"/>
+            <w:r>
+              <w:rPr>
+                <w:rFonts w:ascii="Arial" w:hAnsi="Arial" w:cs="Arial"/>
+                <w:w w:val="110"/>
+                <w:sz w:val="18"/>
+                <w:szCs w:val="19"/>
+              </w:rPr>
+              <w:t>Peraturan</w:t>
+            </w:r>
+            <w:proofErr w:type="spellEnd"/>
+            <w:r>
+              <w:rPr>
+                <w:rFonts w:ascii="Arial" w:hAnsi="Arial" w:cs="Arial"/>
+                <w:w w:val="110"/>
+                <w:sz w:val="18"/>
+                <w:szCs w:val="19"/>
+              </w:rPr>
+              <w:t xml:space="preserve"> </w:t>
+            </w:r>
+            <w:proofErr w:type="spellStart"/>
+            <w:r>
+              <w:rPr>
+                <w:rFonts w:ascii="Arial" w:hAnsi="Arial" w:cs="Arial"/>
+                <w:w w:val="110"/>
+                <w:sz w:val="18"/>
+                <w:szCs w:val="19"/>
+              </w:rPr>
+              <w:t>Pemerintah</w:t>
+            </w:r>
+            <w:proofErr w:type="spellEnd"/>
+            <w:r>
+              <w:rPr>
+                <w:rFonts w:ascii="Arial" w:hAnsi="Arial" w:cs="Arial"/>
+                <w:w w:val="110"/>
+                <w:sz w:val="18"/>
+                <w:szCs w:val="19"/>
+              </w:rPr>
+              <w:t xml:space="preserve"> </w:t>
+            </w:r>
+            <w:proofErr w:type="spellStart"/>
+            <w:r>
+              <w:rPr>
+                <w:rFonts w:ascii="Arial" w:hAnsi="Arial" w:cs="Arial"/>
+                <w:w w:val="110"/>
+                <w:sz w:val="18"/>
+                <w:szCs w:val="19"/>
+              </w:rPr>
+              <w:t>Nomor</w:t>
+            </w:r>
+            <w:proofErr w:type="spellEnd"/>
+            <w:r>
+              <w:rPr>
+                <w:rFonts w:ascii="Arial" w:hAnsi="Arial" w:cs="Arial"/>
+                <w:w w:val="110"/>
+                <w:sz w:val="18"/>
+                <w:szCs w:val="19"/>
+              </w:rPr>
+              <w:t xml:space="preserve"> 5 </w:t>
+            </w:r>
+            <w:proofErr w:type="spellStart"/>
+            <w:r>
+              <w:rPr>
+                <w:rFonts w:ascii="Arial" w:hAnsi="Arial" w:cs="Arial"/>
+                <w:w w:val="110"/>
+                <w:sz w:val="18"/>
+                <w:szCs w:val="19"/>
+              </w:rPr>
+              <w:t>Tahun</w:t>
+            </w:r>
+            <w:proofErr w:type="spellEnd"/>
+            <w:r>
+              <w:rPr>
+                <w:rFonts w:ascii="Arial" w:hAnsi="Arial" w:cs="Arial"/>
+                <w:w w:val="110"/>
+                <w:sz w:val="18"/>
+                <w:szCs w:val="19"/>
+              </w:rPr>
+              <w:t xml:space="preserve"> 2024 </w:t>
+            </w:r>
+            <w:proofErr w:type="spellStart"/>
+            <w:r>
+              <w:rPr>
+                <w:rFonts w:ascii="Arial" w:hAnsi="Arial" w:cs="Arial"/>
+                <w:w w:val="110"/>
+                <w:sz w:val="18"/>
+                <w:szCs w:val="19"/>
+              </w:rPr>
+              <w:t>kepada</w:t>
+            </w:r>
+            <w:proofErr w:type="spellEnd"/>
+            <w:r>
+              <w:rPr>
+                <w:rFonts w:ascii="Arial" w:hAnsi="Arial" w:cs="Arial"/>
+                <w:w w:val="110"/>
+                <w:sz w:val="18"/>
+                <w:szCs w:val="19"/>
+              </w:rPr>
+              <w:t xml:space="preserve"> </w:t>
+            </w:r>
+            <w:proofErr w:type="spellStart"/>
+            <w:r>
+              <w:rPr>
+                <w:rFonts w:ascii="Arial" w:hAnsi="Arial" w:cs="Arial"/>
+                <w:w w:val="110"/>
+                <w:sz w:val="18"/>
+                <w:szCs w:val="19"/>
+              </w:rPr>
+              <w:t>Pegawai</w:t>
+            </w:r>
+            <w:proofErr w:type="spellEnd"/>
+            <w:r>
+              <w:rPr>
+                <w:rFonts w:ascii="Arial" w:hAnsi="Arial" w:cs="Arial"/>
+                <w:w w:val="110"/>
+                <w:sz w:val="18"/>
+                <w:szCs w:val="19"/>
+              </w:rPr>
+              <w:t xml:space="preserve"> </w:t>
+            </w:r>
+            <w:proofErr w:type="spellStart"/>
+            <w:r>
+              <w:rPr>
+                <w:rFonts w:ascii="Arial" w:hAnsi="Arial" w:cs="Arial"/>
+                <w:w w:val="110"/>
+                <w:sz w:val="18"/>
+                <w:szCs w:val="19"/>
+              </w:rPr>
+              <w:t>tersebut</w:t>
+            </w:r>
+            <w:proofErr w:type="spellEnd"/>
+            <w:r>
+              <w:rPr>
+                <w:rFonts w:ascii="Arial" w:hAnsi="Arial" w:cs="Arial"/>
+                <w:w w:val="110"/>
+                <w:sz w:val="18"/>
+                <w:szCs w:val="19"/>
+              </w:rPr>
+              <w:t xml:space="preserve"> </w:t>
+            </w:r>
+            <w:proofErr w:type="spellStart"/>
+            <w:r>
+              <w:rPr>
+                <w:rFonts w:ascii="Arial" w:hAnsi="Arial" w:cs="Arial"/>
+                <w:w w:val="110"/>
+                <w:sz w:val="18"/>
+                <w:szCs w:val="19"/>
+              </w:rPr>
+              <w:t>dapat</w:t>
+            </w:r>
+            <w:proofErr w:type="spellEnd"/>
+            <w:r>
+              <w:rPr>
+                <w:rFonts w:ascii="Arial" w:hAnsi="Arial" w:cs="Arial"/>
+                <w:w w:val="110"/>
+                <w:sz w:val="18"/>
+                <w:szCs w:val="19"/>
+              </w:rPr>
+              <w:t xml:space="preserve"> </w:t>
+            </w:r>
+            <w:proofErr w:type="spellStart"/>
+            <w:r>
+              <w:rPr>
+                <w:rFonts w:ascii="Arial" w:hAnsi="Arial" w:cs="Arial"/>
+                <w:w w:val="110"/>
+                <w:sz w:val="18"/>
+                <w:szCs w:val="19"/>
+              </w:rPr>
+              <w:t>dibayarkan</w:t>
+            </w:r>
+            <w:proofErr w:type="spellEnd"/>
+            <w:r>
+              <w:rPr>
+                <w:rFonts w:ascii="Arial" w:hAnsi="Arial" w:cs="Arial"/>
+                <w:w w:val="110"/>
+                <w:sz w:val="18"/>
+                <w:szCs w:val="19"/>
+              </w:rPr>
+              <w:t xml:space="preserve"> </w:t>
+            </w:r>
+            <w:proofErr w:type="spellStart"/>
+            <w:r>
+              <w:rPr>
+                <w:rFonts w:ascii="Arial" w:hAnsi="Arial" w:cs="Arial"/>
+                <w:w w:val="110"/>
+                <w:sz w:val="18"/>
+                <w:szCs w:val="19"/>
+              </w:rPr>
+              <w:t>penghasilannya</w:t>
+            </w:r>
+            <w:proofErr w:type="spellEnd"/>
+            <w:r>
+              <w:rPr>
+                <w:rFonts w:ascii="Arial" w:hAnsi="Arial" w:cs="Arial"/>
+                <w:w w:val="110"/>
+                <w:sz w:val="18"/>
+                <w:szCs w:val="19"/>
+              </w:rPr>
+              <w:t xml:space="preserve"> </w:t>
+            </w:r>
+            <w:proofErr w:type="spellStart"/>
+            <w:r>
+              <w:rPr>
+                <w:rFonts w:ascii="Arial" w:hAnsi="Arial" w:cs="Arial"/>
+                <w:w w:val="110"/>
+                <w:sz w:val="18"/>
+                <w:szCs w:val="19"/>
+              </w:rPr>
+              <w:t>berdasarkan</w:t>
+            </w:r>
+            <w:proofErr w:type="spellEnd"/>
+            <w:r>
+              <w:rPr>
+                <w:rFonts w:ascii="Arial" w:hAnsi="Arial" w:cs="Arial"/>
+                <w:w w:val="110"/>
+                <w:sz w:val="18"/>
+                <w:szCs w:val="19"/>
+              </w:rPr>
+              <w:t xml:space="preserve"> </w:t>
+            </w:r>
+            <w:proofErr w:type="spellStart"/>
+            <w:r>
+              <w:rPr>
+                <w:rFonts w:ascii="Arial" w:hAnsi="Arial" w:cs="Arial"/>
+                <w:w w:val="110"/>
+                <w:sz w:val="18"/>
+                <w:szCs w:val="19"/>
+              </w:rPr>
+              <w:t>gaji</w:t>
+            </w:r>
+            <w:proofErr w:type="spellEnd"/>
+            <w:r>
+              <w:rPr>
+                <w:rFonts w:ascii="Arial" w:hAnsi="Arial" w:cs="Arial"/>
+                <w:w w:val="110"/>
+                <w:sz w:val="18"/>
+                <w:szCs w:val="19"/>
+              </w:rPr>
+              <w:t xml:space="preserve"> </w:t>
+            </w:r>
+            <w:proofErr w:type="spellStart"/>
+            <w:r>
+              <w:rPr>
+                <w:rFonts w:ascii="Arial" w:hAnsi="Arial" w:cs="Arial"/>
+                <w:w w:val="110"/>
+                <w:sz w:val="18"/>
+                <w:szCs w:val="19"/>
+              </w:rPr>
+              <w:t>pokok</w:t>
+            </w:r>
+            <w:proofErr w:type="spellEnd"/>
+            <w:r>
+              <w:rPr>
+                <w:rFonts w:ascii="Arial" w:hAnsi="Arial" w:cs="Arial"/>
+                <w:w w:val="110"/>
+                <w:sz w:val="18"/>
+                <w:szCs w:val="19"/>
+              </w:rPr>
+              <w:t xml:space="preserve"> </w:t>
+            </w:r>
+            <w:proofErr w:type="spellStart"/>
+            <w:r>
+              <w:rPr>
+                <w:rFonts w:ascii="Arial" w:hAnsi="Arial" w:cs="Arial"/>
+                <w:w w:val="110"/>
+                <w:sz w:val="18"/>
+                <w:szCs w:val="19"/>
+              </w:rPr>
+              <w:t>baru</w:t>
+            </w:r>
+            <w:proofErr w:type="spellEnd"/>
+            <w:r>
+              <w:rPr>
+                <w:rFonts w:ascii="Arial" w:hAnsi="Arial" w:cs="Arial"/>
+                <w:w w:val="110"/>
+                <w:sz w:val="18"/>
+                <w:szCs w:val="19"/>
+              </w:rPr>
+              <w:t>.</w:t>
             </w:r>
           </w:p>
           <w:p>
@@ -3544,14 +4766,25 @@
                 <w:szCs w:val="19"/>
               </w:rPr>
             </w:pPr>
-            <w:r>
-              <w:rPr>
-                <w:rFonts w:ascii="Arial" w:hAnsi="Arial" w:cs="Arial"/>
-                <w:w w:val="110"/>
-                <w:sz w:val="18"/>
-                <w:szCs w:val="19"/>
-              </w:rPr>
-              <w:t>a.n.</w:t>
+            <w:proofErr w:type="spellStart"/>
+            <w:r>
+              <w:rPr>
+                <w:rFonts w:ascii="Arial" w:hAnsi="Arial" w:cs="Arial"/>
+                <w:w w:val="110"/>
+                <w:sz w:val="18"/>
+                <w:szCs w:val="19"/>
+              </w:rPr>
+              <w:t>a.n</w:t>
+            </w:r>
+            <w:proofErr w:type="spellEnd"/>
+            <w:r>
+              <w:rPr>
+                <w:rFonts w:ascii="Arial" w:hAnsi="Arial" w:cs="Arial"/>
+                <w:w w:val="110"/>
+                <w:sz w:val="18"/>
+                <w:szCs w:val="19"/>
+              </w:rPr>
+              <w:t>.</w:t>
             </w:r>
           </w:p>
         </w:tc>
@@ -3659,6 +4892,35 @@
                 <w:szCs w:val="19"/>
               </w:rPr>
             </w:pPr>
+            <w:r>
+              <w:rPr>
+                <w:rFonts w:ascii="Arial" w:hAnsi="Arial" w:cs="Arial"/>
+                <w:w w:val="110"/>
+                <w:sz w:val="18"/>
+                <w:szCs w:val="19"/>
+              </w:rPr>
+              <w:t>{</w:t>
+            </w:r>
+            <w:proofErr w:type="spellStart"/>
+            <w:r>
+              <w:rPr>
+                <w:rFonts w:ascii="Arial" w:hAnsi="Arial" w:cs="Arial"/>
+                <w:w w:val="110"/>
+                <w:sz w:val="18"/>
+                <w:szCs w:val="19"/>
+              </w:rPr>
+              <w:t>sjp</w:t>
+            </w:r>
+            <w:proofErr w:type="spellEnd"/>
+            <w:r>
+              <w:rPr>
+                <w:rFonts w:ascii="Arial" w:hAnsi="Arial" w:cs="Arial"/>
+                <w:w w:val="110"/>
+                <w:sz w:val="18"/>
+                <w:szCs w:val="19"/>
+              </w:rPr>
+              <w:t>}</w:t>
+            </w:r>
           </w:p>
         </w:tc>
         <w:tc>
@@ -4247,6 +5509,7 @@
                 <w:szCs w:val="14"/>
               </w:rPr>
             </w:pPr>
+            <w:proofErr w:type="spellStart"/>
             <w:r>
               <w:rPr>
                 <w:rFonts w:ascii="Arial" w:hAnsi="Arial" w:cs="Arial"/>
@@ -4254,8 +5517,80 @@
                 <w:sz w:val="14"/>
                 <w:szCs w:val="14"/>
               </w:rPr>
-              <w:t>Tembusan ini dikirimkan kepada :</w:t>
-            </w:r>
+              <w:t>Tembusan</w:t>
+            </w:r>
+            <w:proofErr w:type="spellEnd"/>
+            <w:r>
+              <w:rPr>
+                <w:rFonts w:ascii="Arial" w:hAnsi="Arial" w:cs="Arial"/>
+                <w:w w:val="110"/>
+                <w:sz w:val="14"/>
+                <w:szCs w:val="14"/>
+              </w:rPr>
+              <w:t xml:space="preserve"> </w:t>
+            </w:r>
+            <w:proofErr w:type="spellStart"/>
+            <w:r>
+              <w:rPr>
+                <w:rFonts w:ascii="Arial" w:hAnsi="Arial" w:cs="Arial"/>
+                <w:w w:val="110"/>
+                <w:sz w:val="14"/>
+                <w:szCs w:val="14"/>
+              </w:rPr>
+              <w:t>ini</w:t>
+            </w:r>
+            <w:proofErr w:type="spellEnd"/>
+            <w:r>
+              <w:rPr>
+                <w:rFonts w:ascii="Arial" w:hAnsi="Arial" w:cs="Arial"/>
+                <w:w w:val="110"/>
+                <w:sz w:val="14"/>
+                <w:szCs w:val="14"/>
+              </w:rPr>
+              <w:t xml:space="preserve"> </w:t>
+            </w:r>
+            <w:proofErr w:type="spellStart"/>
+            <w:r>
+              <w:rPr>
+                <w:rFonts w:ascii="Arial" w:hAnsi="Arial" w:cs="Arial"/>
+                <w:w w:val="110"/>
+                <w:sz w:val="14"/>
+                <w:szCs w:val="14"/>
+              </w:rPr>
+              <w:t>dikirimkan</w:t>
+            </w:r>
+            <w:proofErr w:type="spellEnd"/>
+            <w:r>
+              <w:rPr>
+                <w:rFonts w:ascii="Arial" w:hAnsi="Arial" w:cs="Arial"/>
+                <w:w w:val="110"/>
+                <w:sz w:val="14"/>
+                <w:szCs w:val="14"/>
+              </w:rPr>
+              <w:t xml:space="preserve"> </w:t>
+            </w:r>
+            <w:proofErr w:type="spellStart"/>
+            <w:proofErr w:type="gramStart"/>
+            <w:r>
+              <w:rPr>
+                <w:rFonts w:ascii="Arial" w:hAnsi="Arial" w:cs="Arial"/>
+                <w:w w:val="110"/>
+                <w:sz w:val="14"/>
+                <w:szCs w:val="14"/>
+              </w:rPr>
+              <w:t>kepada</w:t>
+            </w:r>
+            <w:proofErr w:type="spellEnd"/>
+            <w:r>
+              <w:rPr>
+                <w:rFonts w:ascii="Arial" w:hAnsi="Arial" w:cs="Arial"/>
+                <w:w w:val="110"/>
+                <w:sz w:val="14"/>
+                <w:szCs w:val="14"/>
+              </w:rPr>
+              <w:t xml:space="preserve"> :</w:t>
+            </w:r>
+            <w:proofErr w:type="gramEnd"/>
           </w:p>
           <w:p>
             <w:pPr>
@@ -4277,6 +5612,7 @@
                 <w:szCs w:val="14"/>
               </w:rPr>
             </w:pPr>
+            <w:proofErr w:type="spellStart"/>
             <w:r>
               <w:rPr>
                 <w:rFonts w:ascii="Arial" w:hAnsi="Arial" w:cs="Arial"/>
@@ -4284,8 +5620,9 @@
                 <w:sz w:val="14"/>
                 <w:szCs w:val="14"/>
               </w:rPr>
-              <w:t xml:space="preserve">Kepala </w:t>
-            </w:r>
+              <w:t>Kepala</w:t>
+            </w:r>
+            <w:proofErr w:type="spellEnd"/>
             <w:r>
               <w:rPr>
                 <w:rFonts w:ascii="Arial" w:hAnsi="Arial" w:cs="Arial"/>
@@ -4293,7 +5630,36 @@
                 <w:sz w:val="14"/>
                 <w:szCs w:val="14"/>
               </w:rPr>
-              <w:t>BPPKAD Kab. Bangka</w:t>
+              <w:t xml:space="preserve"> </w:t>
+            </w:r>
+            <w:r>
+              <w:rPr>
+                <w:rFonts w:ascii="Arial" w:hAnsi="Arial" w:cs="Arial"/>
+                <w:w w:val="110"/>
+                <w:sz w:val="14"/>
+                <w:szCs w:val="14"/>
+              </w:rPr>
+              <w:t xml:space="preserve">BPPKAD </w:t>
+            </w:r>
+            <w:proofErr w:type="spellStart"/>
+            <w:r>
+              <w:rPr>
+                <w:rFonts w:ascii="Arial" w:hAnsi="Arial" w:cs="Arial"/>
+                <w:w w:val="110"/>
+                <w:sz w:val="14"/>
+                <w:szCs w:val="14"/>
+              </w:rPr>
+              <w:t>Kab</w:t>
+            </w:r>
+            <w:proofErr w:type="spellEnd"/>
+            <w:r>
+              <w:rPr>
+                <w:rFonts w:ascii="Arial" w:hAnsi="Arial" w:cs="Arial"/>
+                <w:w w:val="110"/>
+                <w:sz w:val="14"/>
+                <w:szCs w:val="14"/>
+              </w:rPr>
+              <w:t>. Bangka</w:t>
             </w:r>
             <w:r>
               <w:rPr>
@@ -4325,6 +5691,7 @@
                 <w:szCs w:val="14"/>
               </w:rPr>
             </w:pPr>
+            <w:proofErr w:type="spellStart"/>
             <w:r>
               <w:rPr>
                 <w:rFonts w:ascii="Arial" w:hAnsi="Arial" w:cs="Arial"/>
@@ -4332,7 +5699,17 @@
                 <w:sz w:val="14"/>
                 <w:szCs w:val="14"/>
               </w:rPr>
-              <w:t xml:space="preserve">Kepala </w:t>
+              <w:t>Kepala</w:t>
+            </w:r>
+            <w:proofErr w:type="spellEnd"/>
+            <w:r>
+              <w:rPr>
+                <w:rFonts w:ascii="Arial" w:hAnsi="Arial" w:cs="Arial"/>
+                <w:w w:val="110"/>
+                <w:sz w:val="14"/>
+                <w:szCs w:val="14"/>
+              </w:rPr>
+              <w:t xml:space="preserve"> </w:t>
             </w:r>
             <w:r>
               <w:rPr>
@@ -4400,8 +5777,19 @@
                 <w:sz w:val="14"/>
                 <w:szCs w:val="14"/>
               </w:rPr>
-              <w:t>Yang bersangkutan</w:t>
-            </w:r>
+              <w:t xml:space="preserve">Yang </w:t>
+            </w:r>
+            <w:proofErr w:type="spellStart"/>
+            <w:r>
+              <w:rPr>
+                <w:rFonts w:ascii="Arial" w:hAnsi="Arial" w:cs="Arial"/>
+                <w:w w:val="110"/>
+                <w:sz w:val="14"/>
+                <w:szCs w:val="14"/>
+              </w:rPr>
+              <w:t>bersangkutan</w:t>
+            </w:r>
+            <w:proofErr w:type="spellEnd"/>
           </w:p>
         </w:tc>
       </w:tr>

--- a/templates/pns.docx
+++ b/templates/pns.docx
@@ -4885,6 +4885,7 @@
               </w:tabs>
               <w:spacing w:before="59"/>
               <w:ind w:left="0" w:firstLine="0"/>
+              <w:jc w:val="right"/>
               <w:rPr>
                 <w:rFonts w:ascii="Arial" w:hAnsi="Arial" w:cs="Arial"/>
                 <w:w w:val="110"/>
@@ -6814,6 +6815,7 @@
   <w:style w:type="character" w:default="1" w:styleId="DefaultParagraphFont">
     <w:name w:val="Default Paragraph Font"/>
     <w:uiPriority w:val="1"/>
+    <w:semiHidden/>
     <w:unhideWhenUsed/>
   </w:style>
   <w:style w:type="table" w:default="1" w:styleId="TableNormal">
